--- a/templates/t59819fa7dd04.docx
+++ b/templates/t59819fa7dd04.docx
@@ -6,7 +6,24 @@
       <w:pPr>
         <w:bidi/>
         <w:spacing w:before="120" w:after="160"/>
-        <w:jc w:val="both"/>
+        <w:rPr>
+          <w:b/>
+          <w:bCs/>
+        </w:rPr>
+      </w:pPr>
+      <w:r>
+        <w:rPr>
+          <w:rFonts w:hint="cs"/>
+          <w:b/>
+          <w:bCs/>
+        </w:rPr>
+        <w:t>{{التوريدات}}</w:t>
+      </w:r>
+    </w:p>
+    <w:p>
+      <w:pPr>
+        <w:bidi/>
+        <w:spacing w:before="120" w:after="160"/>
       </w:pPr>
       <w:bookmarkStart w:id="0" w:name="_GoBack"/>
       <w:r>
@@ -21,34 +38,28 @@
       <w:pPr>
         <w:bidi/>
         <w:spacing w:before="140" w:after="220"/>
-        <w:jc w:val="both"/>
-      </w:pPr>
-      <w:r>
-        <w:t xml:space="preserve">ألتمس من مقام رئاسة التنفيذ الموقرة إصدار القرار بوقف السير في كافة الإجراءات التنفيذية في هذه القضية مؤقتاً لحين البت في الدعوى الأصلية وكف البحث وتسطير الكتب اللازمة لذلك. سنداً لأحكام المادة (15) من </w:t>
-      </w:r>
-      <w:r>
-        <w:t>قانون التنفيذ وقانون أصول المحاكمات المدنية وتسطير الكتب اللازمة للجهات ذات العلاقة حسب الأصول.</w:t>
+      </w:pPr>
+      <w:r>
+        <w:t xml:space="preserve">ألتمس من رئاسة التنفيذ الموقرة التكرم بوقف السير في كافة الإجراءات التنفيذية في هذه الدعوى مؤقتاً لحين البت في الدعوى الأصلية وكف الطلب عن المحكوم عليهم و رفع الحجز عن كافة الاموال المنقولة و غير المنقولة . سنداً لأحكام المادة (15) من قانون التنفيذ وقانون أصول المحاكمات المدنية وتكليف مأمور التنفيذ بتسطير الكتب اللازمة لذلك حسب الأصول.</w:t>
       </w:r>
     </w:p>
     <w:p>
       <w:pPr>
         <w:bidi/>
         <w:spacing w:before="200" w:after="160"/>
-        <w:jc w:val="both"/>
       </w:pPr>
       <w:r>
         <w:rPr>
           <w:b/>
           <w:bCs/>
         </w:rPr>
-        <w:t>و عليه ترفع الاوراق لرئاسة التنفيذ لاجراء المقتضى القانوني حسب الاصول</w:t>
+        <w:t>و عليه ترفع الاوراق لرئاسة التنفيذ للإطلاع .</w:t>
       </w:r>
     </w:p>
     <w:p>
       <w:pPr>
         <w:bidi/>
         <w:spacing w:before="160" w:after="400"/>
-        <w:jc w:val="both"/>
       </w:pPr>
       <w:r>
         <w:rPr>
@@ -60,7 +71,7 @@
     </w:p>
     <w:p>
       <w:pPr>
-        <w:jc w:val="right"/>
+        <w:bidi/>
       </w:pPr>
       <w:r>
         <w:rPr>
@@ -95,19 +106,7 @@
         <w:rPr>
           <w:rFonts w:hint="cs"/>
         </w:rPr>
-        <w:t xml:space="preserve">                      </w:t>
-      </w:r>
-      <w:r>
-        <w:rPr>
-          <w:rFonts w:hint="cs"/>
-        </w:rPr>
-        <w:t xml:space="preserve">                  </w:t>
-      </w:r>
-      <w:r>
-        <w:rPr>
-          <w:rFonts w:hint="cs"/>
-        </w:rPr>
-        <w:t xml:space="preserve">        </w:t>
+        <w:t xml:space="preserve">                                                </w:t>
       </w:r>
       <w:r>
         <w:rPr>
@@ -118,7 +117,7 @@
     </w:p>
     <w:p>
       <w:pPr>
-        <w:jc w:val="right"/>
+        <w:bidi/>
       </w:pPr>
       <w:r>
         <w:rPr>
@@ -141,22 +140,18 @@
         <w:tabs>
           <w:tab w:val="left" w:pos="1421"/>
         </w:tabs>
-        <w:jc w:val="right"/>
+        <w:bidi/>
       </w:pPr>
       <w:r>
         <w:t>{{ SIGNATURE }}</w:t>
       </w:r>
-      <w:bookmarkEnd w:id="0"/>
     </w:p>
     <w:p>
       <w:pPr>
-        <w:rPr>
-          <w:rtl/>
-          <w:lang w:bidi="ar-JO"/>
-        </w:rPr>
-      </w:pPr>
-      <w:r>
-        <w:t xml:space="preserve">{{STAMP}}</w:t>
+        <w:bidi/>
+      </w:pPr>
+      <w:r>
+        <w:t>{{STAMP}}</w:t>
       </w:r>
     </w:p>
     <w:sectPr>
@@ -250,33 +245,23 @@
       </w:rPr>
       <w:t>{{ رقم_القضية }}</w:t>
     </w:r>
-  </w:p>
-  <w:p>
-    <w:pPr>
-      <w:pBdr>
-        <w:bottom w:val="single" w:sz="6" w:space="4" w:color="auto"/>
-      </w:pBdr>
-      <w:jc w:val="center"/>
-    </w:pPr>
     <w:r>
       <w:rPr>
-        <w:b/>
-        <w:sz w:val="24"/>
+        <w:rFonts w:hint="cs"/>
       </w:rPr>
-      <w:t>ما بعد</w:t>
+      <w:t xml:space="preserve">                      ما بعد</w:t>
     </w:r>
   </w:p>
-  <w:p/>
 </w:hdr>
 </file>
 
 <file path=word/numbering.xml><?xml version="1.0" encoding="utf-8"?>
 <w:numbering xmlns:wpc="http://schemas.microsoft.com/office/word/2010/wordprocessingCanvas" xmlns:cx="http://schemas.microsoft.com/office/drawing/2014/chartex" xmlns:mc="http://schemas.openxmlformats.org/markup-compatibility/2006" xmlns:o="urn:schemas-microsoft-com:office:office" xmlns:r="http://schemas.openxmlformats.org/officeDocument/2006/relationships" xmlns:m="http://schemas.openxmlformats.org/officeDocument/2006/math" xmlns:v="urn:schemas-microsoft-com:vml" xmlns:wp14="http://schemas.microsoft.com/office/word/2010/wordprocessingDrawing" xmlns:wp="http://schemas.openxmlformats.org/drawingml/2006/wordprocessingDrawing" xmlns:w10="urn:schemas-microsoft-com:office:word" xmlns:w="http://schemas.openxmlformats.org/wordprocessingml/2006/main" xmlns:w14="http://schemas.microsoft.com/office/word/2010/wordml" xmlns:w15="http://schemas.microsoft.com/office/word/2012/wordml" xmlns:w16se="http://schemas.microsoft.com/office/word/2015/wordml/symex" xmlns:wpg="http://schemas.microsoft.com/office/word/2010/wordprocessingGroup" xmlns:wpi="http://schemas.microsoft.com/office/word/2010/wordprocessingInk" xmlns:wne="http://schemas.microsoft.com/office/word/2006/wordml" xmlns:wps="http://schemas.microsoft.com/office/word/2010/wordprocessingShape" mc:Ignorable="w14 w15 w16se wp14">
   <w:abstractNum w:abstractNumId="0" w15:restartNumberingAfterBreak="0">
-    <w:nsid w:val="1CDC5F81"/>
+    <w:nsid w:val="7D32334D"/>
     <w:multiLevelType w:val="hybridMultilevel"/>
-    <w:tmpl w:val="35F20F24"/>
-    <w:lvl w:ilvl="0" w:tplc="18CCCB7E">
+    <w:tmpl w:val="A9B61488"/>
+    <w:lvl w:ilvl="0" w:tplc="1EFAC378">
       <w:start w:val="1"/>
       <w:numFmt w:val="bullet"/>
       <w:lvlText w:val="●"/>
@@ -285,7 +270,7 @@
         <w:ind w:left="720" w:hanging="360"/>
       </w:pPr>
     </w:lvl>
-    <w:lvl w:ilvl="1" w:tplc="4D24EB5C">
+    <w:lvl w:ilvl="1" w:tplc="480082D6">
       <w:start w:val="1"/>
       <w:numFmt w:val="bullet"/>
       <w:lvlText w:val="○"/>
@@ -294,7 +279,7 @@
         <w:ind w:left="1440" w:hanging="360"/>
       </w:pPr>
     </w:lvl>
-    <w:lvl w:ilvl="2" w:tplc="D43EE14A">
+    <w:lvl w:ilvl="2" w:tplc="BEF07EBC">
       <w:start w:val="1"/>
       <w:numFmt w:val="bullet"/>
       <w:lvlText w:val="■"/>
@@ -303,7 +288,7 @@
         <w:ind w:left="2160" w:hanging="360"/>
       </w:pPr>
     </w:lvl>
-    <w:lvl w:ilvl="3" w:tplc="554005C0">
+    <w:lvl w:ilvl="3" w:tplc="7F427E10">
       <w:start w:val="1"/>
       <w:numFmt w:val="bullet"/>
       <w:lvlText w:val="●"/>
@@ -312,7 +297,7 @@
         <w:ind w:left="2880" w:hanging="360"/>
       </w:pPr>
     </w:lvl>
-    <w:lvl w:ilvl="4" w:tplc="E28CB784">
+    <w:lvl w:ilvl="4" w:tplc="9E221880">
       <w:start w:val="1"/>
       <w:numFmt w:val="bullet"/>
       <w:lvlText w:val="○"/>
@@ -321,7 +306,7 @@
         <w:ind w:left="3600" w:hanging="360"/>
       </w:pPr>
     </w:lvl>
-    <w:lvl w:ilvl="5" w:tplc="FBFCB2EA">
+    <w:lvl w:ilvl="5" w:tplc="3A8C66E0">
       <w:start w:val="1"/>
       <w:numFmt w:val="bullet"/>
       <w:lvlText w:val="■"/>
@@ -330,7 +315,7 @@
         <w:ind w:left="4320" w:hanging="360"/>
       </w:pPr>
     </w:lvl>
-    <w:lvl w:ilvl="6" w:tplc="67C8DF14">
+    <w:lvl w:ilvl="6" w:tplc="13FE3B44">
       <w:start w:val="1"/>
       <w:numFmt w:val="bullet"/>
       <w:lvlText w:val="●"/>
@@ -339,7 +324,7 @@
         <w:ind w:left="5040" w:hanging="360"/>
       </w:pPr>
     </w:lvl>
-    <w:lvl w:ilvl="7" w:tplc="B99884BC">
+    <w:lvl w:ilvl="7" w:tplc="F366263C">
       <w:start w:val="1"/>
       <w:numFmt w:val="bullet"/>
       <w:lvlText w:val="●"/>
@@ -348,7 +333,7 @@
         <w:ind w:left="5760" w:hanging="360"/>
       </w:pPr>
     </w:lvl>
-    <w:lvl w:ilvl="8" w:tplc="BBB4961C">
+    <w:lvl w:ilvl="8" w:tplc="3252FEE4">
       <w:start w:val="1"/>
       <w:numFmt w:val="bullet"/>
       <w:lvlText w:val="●"/>
@@ -952,6 +937,50 @@
       <w:szCs w:val="20"/>
     </w:rPr>
   </w:style>
+  <w:style w:type="paragraph" w:styleId="Header">
+    <w:name w:val="header"/>
+    <w:basedOn w:val="Normal"/>
+    <w:link w:val="HeaderChar"/>
+    <w:uiPriority w:val="99"/>
+    <w:unhideWhenUsed/>
+    <w:rsid w:val="00B66FE0"/>
+    <w:pPr>
+      <w:tabs>
+        <w:tab w:val="center" w:pos="4320"/>
+        <w:tab w:val="right" w:pos="8640"/>
+      </w:tabs>
+      <w:spacing w:before="0" w:after="0" w:line="240" w:lineRule="auto"/>
+    </w:pPr>
+  </w:style>
+  <w:style w:type="character" w:customStyle="1" w:styleId="HeaderChar">
+    <w:name w:val="Header Char"/>
+    <w:basedOn w:val="DefaultParagraphFont"/>
+    <w:link w:val="Header"/>
+    <w:uiPriority w:val="99"/>
+    <w:rsid w:val="00B66FE0"/>
+  </w:style>
+  <w:style w:type="paragraph" w:styleId="Footer">
+    <w:name w:val="footer"/>
+    <w:basedOn w:val="Normal"/>
+    <w:link w:val="FooterChar"/>
+    <w:uiPriority w:val="99"/>
+    <w:unhideWhenUsed/>
+    <w:rsid w:val="00B66FE0"/>
+    <w:pPr>
+      <w:tabs>
+        <w:tab w:val="center" w:pos="4320"/>
+        <w:tab w:val="right" w:pos="8640"/>
+      </w:tabs>
+      <w:spacing w:before="0" w:after="0" w:line="240" w:lineRule="auto"/>
+    </w:pPr>
+  </w:style>
+  <w:style w:type="character" w:customStyle="1" w:styleId="FooterChar">
+    <w:name w:val="Footer Char"/>
+    <w:basedOn w:val="DefaultParagraphFont"/>
+    <w:link w:val="Footer"/>
+    <w:uiPriority w:val="99"/>
+    <w:rsid w:val="00B66FE0"/>
+  </w:style>
 </w:styles>
 </file>
 
